--- a/dss_revision/submission/DSS_manuscript_anonymized.docx
+++ b/dss_revision/submission/DSS_manuscript_anonymized.docx
@@ -12,14 +12,6 @@
           <w:sz w:val="32"/>
         </w:rPr>
         <w:t>Pre-testing social media campaigns with LLM-agent simulation: event-driven agent timing and the scale-versus-speed trade-off in seeding decisions</w:t>
-      </w:r>
-    </w:p>
-    <w:p>
-      <w:r>
-        <w:rPr>
-          <w:i/>
-        </w:rPr>
-        <w:t>[Anonymized manuscript. Author names, affiliations, acknowledgements and funding details are in the separate title page.]</w:t>
       </w:r>
     </w:p>
     <w:p>
@@ -195,15 +187,6 @@
           <w:i w:val="0"/>
         </w:rPr>
         <w:t>Decision Support Systems has published work on supporting marketing and diffusion decisions on social media. Li and Du (2011) and Bao and Chang (2014) propose frameworks for identifying opinion leaders and message disseminators for word-of-mouth marketing, and Monteserin and Amandi (2015) use social influence maximization to decide whom to persuade in a negotiation. Schramm et al. (2010) build an agent-based diffusion model with consumer and brand agents, and He et al. (2024) model the co-diffusion of competing memes in online social networks. Editorial and empirical work on firms' use of social media (Duan, 2013; Chang et al., 2018) shows the journal's interest in social media as a managerial domain. Two features of this work frame our study. First, support for the seeding decision largely takes the form of identifying whom to target or of modeling how content spreads, rather than pre-testing alternative seeding plans in a simulated population. Second, to our knowledge, this literature does not use LLM agents as simulated users, nor does it generate agent action times from a point process whose intensity depends on agent state; recent LLM papers in the journal address other tasks, namely process model comprehension (Kourani et al., 2026) and narrative explanation (Martens et al., 2025). Our simulator is intended to fill this gap, and we examine whether the timing assumption changes the decision it recommends.</w:t>
-      </w:r>
-    </w:p>
-    <w:p>
-      <w:r>
-        <w:rPr>
-          <w:i w:val="0"/>
-          <w:highlight w:val="yellow"/>
-        </w:rPr>
-        <w:t>[Author check: the descriptions of the cited Decision Support Systems papers rest on their titles and bibliographic records. Read each paper and adjust the wording before submission, and repeat the literature search for papers that may fit better.]</w:t>
       </w:r>
     </w:p>
     <w:p>
@@ -1194,7 +1177,7 @@
         <w:rPr>
           <w:i w:val="0"/>
         </w:rPr>
-        <w:t>Unless stated otherwise, simulations used the parameters in Table 1 and Section 3 (Appendix A), with the time unit set to hours. Study 1 used 800 agents (five new links per node) for 72 simulated hours with five replications per scheduler. Studies 2 and 3 used a 2,000-agent network (three new links per node) with an 18-hour warm-up, a campaign injected at 18:00, and outcomes counted over the following 48 hours; replications were paired by network and random seed across strategies. The code and results are available from an anonymized repository [link to be inserted after review]. The simulator was implemented from the specification in Section 3.</w:t>
+        <w:t>Unless stated otherwise, simulations used the parameters in Table 1 and Section 3 (Appendix A), with the time unit set to hours. Study 1 used 800 agents (five new links per node) for 72 simulated hours with five replications per scheduler. Studies 2 and 3 used a 2,000-agent network (three new links per node) with an 18-hour warm-up, a campaign injected at 18:00, and outcomes counted over the following 48 hours; replications were paired by network and random seed across strategies. The code, results, and the LLM rating table are provided as an anonymized supplementary archive. The simulator was implemented from the specification in Section 3.</w:t>
       </w:r>
     </w:p>
     <w:p>
@@ -4717,27 +4700,24 @@
       <w:r>
         <w:rPr>
           <w:i w:val="0"/>
-          <w:highlight w:val="yellow"/>
         </w:rPr>
-        <w:t>Declaration of generative AI use: [to be completed by the authors. The ten LLM raters of Study 3 are part of the method and are described in Section 4.4; any use of generative AI in preparing the manuscript must be declared according to the journal's policy.]</w:t>
+        <w:t>Declaration of generative AI use: Large language models are part of the method of this study. Ten independent instances of an LLM (Claude Sonnet) acted as raters of the intensity oracle in Study 3 (Section 4.4 and Appendix B). In addition, an AI assistant (Claude, Anthropic) was used to implement the simulation code from the written specification, to run the analyses, and to draft and edit the manuscript. The authors reviewed and edited all content and take full responsibility for the published work.</w:t>
       </w:r>
     </w:p>
     <w:p>
       <w:r>
         <w:rPr>
           <w:i w:val="0"/>
-          <w:highlight w:val="yellow"/>
         </w:rPr>
-        <w:t>Data and code availability: [anonymized repository link to be inserted.]</w:t>
+        <w:t>Data and code availability: The simulation code, the result files, and the table of LLM ratings are provided as an anonymized supplementary archive for review and will be deposited in a public repository upon acceptance.</w:t>
       </w:r>
     </w:p>
     <w:p>
       <w:r>
         <w:rPr>
           <w:i w:val="0"/>
-          <w:highlight w:val="yellow"/>
         </w:rPr>
-        <w:t>Declaration of competing interest, funding, and CRediT author statement: [see the title page.]</w:t>
+        <w:t>Funding, competing interests, and author contributions are reported on the title page.</w:t>
       </w:r>
     </w:p>
     <w:p>
@@ -5001,15 +4981,6 @@
       </w:pPr>
       <w:r>
         <w:t>Zhao, Q., Erdogdu, M.A., He, H.Y., Rajaraman, A., Leskovec, J., 2015. SEISMIC: a self-exciting point process model for predicting tweet popularity. In: Proceedings of the 21st ACM SIGKDD International Conference on Knowledge Discovery and Data Mining. ACM, New York, pp. 1513–1522.</w:t>
-      </w:r>
-    </w:p>
-    <w:p>
-      <w:r>
-        <w:rPr>
-          <w:i/>
-          <w:highlight w:val="yellow"/>
-        </w:rPr>
-        <w:t>The reference style (author-year, Elsevier-like) must be checked against the journal's current Guide for Authors.</w:t>
       </w:r>
     </w:p>
     <w:p>
